--- a/rct-decomposition/cover_letter_CCTC.docx
+++ b/rct-decomposition/cover_letter_CCTC.docx
@@ -68,7 +68,7 @@
           <w:b w:val="0"/>
           <w:i w:val="0"/>
         </w:rPr>
-        <w:t>We are pleased to submit our manuscript, "The KOTHA Framework: diagnosing structural information loss in randomized controlled trial meta-analyses to inform trial design", for consideration for publication in *Contemporary Clinical Trials Communications* as an Original Article.</w:t>
+        <w:t>We are pleased to submit our manuscript, "The KOTHA Framework: diagnosing structural information loss in randomized controlled trial meta-analyses to inform trial design", for consideration for publication in *Contemporary Clinical Trials Communications* as an Original Research / Methodology article.</w:t>
       </w:r>
     </w:p>
     <w:p>
